--- a/LAB8_MANUAL_B.docx
+++ b/LAB8_MANUAL_B.docx
@@ -1522,7 +1522,23 @@
           <w:sz w:val="24"/>
           <w:szCs w:val="24"/>
         </w:rPr>
-        <w:t>After your requirements are complete, you may begin interacting with the LLM.</w:t>
+        <w:t xml:space="preserve">After your requirements are complete, </w:t>
+      </w:r>
+      <w:r>
+        <w:rPr>
+          <w:rFonts w:asciiTheme="minorBidi" w:hAnsiTheme="minorBidi"/>
+          <w:sz w:val="24"/>
+          <w:szCs w:val="24"/>
+        </w:rPr>
+        <w:t>you can start implementation in solution.py. Y</w:t>
+      </w:r>
+      <w:r>
+        <w:rPr>
+          <w:rFonts w:asciiTheme="minorBidi" w:hAnsiTheme="minorBidi"/>
+          <w:sz w:val="24"/>
+          <w:szCs w:val="24"/>
+        </w:rPr>
+        <w:t>ou may begin interacting with the LLM.</w:t>
       </w:r>
     </w:p>
     <w:p>
@@ -1675,7 +1691,7 @@
           <w:szCs w:val="24"/>
         </w:rPr>
         <w:lastRenderedPageBreak/>
-        <w:t xml:space="preserve">Before requesting code generation, ask the model whether any ambiguities or missing clarifications exist. </w:t>
+        <w:t>Before requesting code generation, ask the model whether any ambiguities or missing clarifications exist. Log this interaction carefully.</w:t>
       </w:r>
     </w:p>
     <w:p>
@@ -1696,38 +1712,17 @@
           <w:rFonts w:asciiTheme="minorBidi" w:hAnsiTheme="minorBidi"/>
           <w:sz w:val="24"/>
           <w:szCs w:val="24"/>
-        </w:rPr>
-        <w:t>Log this interaction carefully.</w:t>
-      </w:r>
-    </w:p>
-    <w:p>
-      <w:pPr>
-        <w:autoSpaceDE w:val="0"/>
-        <w:autoSpaceDN w:val="0"/>
-        <w:adjustRightInd w:val="0"/>
-        <w:spacing w:after="120" w:line="276" w:lineRule="auto"/>
-        <w:jc w:val="both"/>
-        <w:rPr>
-          <w:rFonts w:asciiTheme="minorBidi" w:hAnsiTheme="minorBidi"/>
-          <w:sz w:val="24"/>
-          <w:szCs w:val="24"/>
-        </w:rPr>
-      </w:pPr>
-      <w:r>
-        <w:rPr>
-          <w:rFonts w:asciiTheme="minorBidi" w:hAnsiTheme="minorBidi"/>
-          <w:sz w:val="24"/>
-          <w:szCs w:val="24"/>
+          <w:highlight w:val="yellow"/>
         </w:rPr>
         <w:t xml:space="preserve">All prompts must be recorded in </w:t>
       </w:r>
       <w:r>
         <w:rPr>
-          <w:rFonts w:ascii="Consolas" w:hAnsi="Consolas" w:cs="Consolas"/>
-          <w:sz w:val="24"/>
-          <w:szCs w:val="24"/>
-        </w:rPr>
-        <w:t>prompt_log.md</w:t>
+          <w:rFonts w:ascii="Courier New" w:hAnsi="Courier New" w:cs="Courier New"/>
+          <w:color w:val="000000" w:themeColor="text1"/>
+          <w:highlight w:val="yellow"/>
+        </w:rPr>
+        <w:t>LLM_transcript.txt</w:t>
       </w:r>
       <w:r>
         <w:rPr>
@@ -2234,7 +2229,6 @@
           <w:sz w:val="24"/>
           <w:szCs w:val="24"/>
         </w:rPr>
-        <w:lastRenderedPageBreak/>
         <w:t>Two forms on Eclass</w:t>
       </w:r>
     </w:p>
@@ -2265,6 +2259,7 @@
           <w:szCs w:val="24"/>
           <w:highlight w:val="yellow"/>
         </w:rPr>
+        <w:lastRenderedPageBreak/>
         <w:t>Lab8 Persona - Form1 Constraint Specification</w:t>
       </w:r>
       <w:r>
@@ -11176,6 +11171,7 @@
   <w:style w:type="character" w:default="1" w:styleId="DefaultParagraphFont">
     <w:name w:val="Default Paragraph Font"/>
     <w:uiPriority w:val="1"/>
+    <w:semiHidden/>
     <w:unhideWhenUsed/>
   </w:style>
   <w:style w:type="table" w:default="1" w:styleId="TableNormal">
